--- a/未踏概要、書類/参考資料.docx
+++ b/未踏概要、書類/参考資料.docx
@@ -1576,29 +1576,69 @@
         <w:rPr>
           <w:sz w:val="21"/>
         </w:rPr>
+        <w:t>■ 理論的基盤</w:t>
+        <w:br/>
         <w:t>・Shute, V. J. (2011). "Stealth Assessment in Computer-Based Games to Support Learning." Computer Games and Instruction, 503-524.</w:t>
         <w:br/>
-        <w:t xml:space="preserve">  → ゲーム内行動データから学習者の能力を推定する "Stealth Assessment" の概念を提唱。本プロジェクトはこの概念をメタバース空間・臨床データ・WAIS/WISC全4指標に拡張。</w:t>
+        <w:t xml:space="preserve">  → ゲーム内行動データから学習者の能力を推定する "Stealth Assessment" の概念を提唱。1990年代の「Smithtown」ミクロ経済学シミュレーションに源流を持つ。</w:t>
+        <w:br/>
+        <w:br/>
+        <w:t>・Mislevy, R. J., Steinberg, L. S., &amp; Almond, R. G. (2003). "On the structure of educational assessments." Measurement: Interdisciplinary Research and Perspectives, 1(1), 3-62.</w:t>
+        <w:br/>
+        <w:t xml:space="preserve">  → 証拠中心設計（ECD）フレームワークを確立。コンピテンシーモデル・証拠モデル・タスクモデルの3層構造により、ゲーム内行動から潜在的認知能力を推論する理論的基盤を提供。</w:t>
         <w:br/>
         <w:br/>
         <w:t>・Bandura, A. (1977). "Self-efficacy: Toward a Unifying Theory of Behavioral Change." Psychological Review, 84(2), 191-215.</w:t>
         <w:br/>
-        <w:t xml:space="preserve">  → 自己効力感の最大の源泉は「遂行達成（mastery experience）」であることを示す。本システムの「絶対に失敗しないタスク設計」の理論的根拠。</w:t>
+        <w:t xml:space="preserve">  → 自己効力感の最大の源泉は「遂行達成（mastery experience）」。本システムの「少し努力すれば達成できる」タスク設計の理論的根拠。</w:t>
         <w:br/>
         <w:br/>
-        <w:t>・文部科学省 (2023). 「令和4年度 児童生徒の問題行動・不登校等生徒指導上の諸課題に関する調査結果」</w:t>
+        <w:t>■ ゲームベースアセスメントの妥当性実証</w:t>
         <w:br/>
-        <w:t xml:space="preserve">  → 不登校児童生徒数が約30万人（過去最多）であることの根拠データ。</w:t>
+        <w:t>・McPherson, J. &amp; Burns, N. (2008). "Assessing the validity of computer-game-like tests of processing speed and working memory." Behavior Research Methods, 40(4), 969-981.</w:t>
+        <w:br/>
+        <w:t xml:space="preserve">  → ゲーム化されたWM・処理速度タスクがRavenの漸進的マトリックス検査と有意な正の相関（r = 0.29〜0.45, p &lt; 0.05）を示すことを確認。テスト不安の軽減効果も実証。</w:t>
         <w:br/>
         <w:br/>
-        <w:t>・文部科学省 (2022). 「通常の学級に在籍する特別な教育的支援を必要とする児童生徒に関する調査結果」</w:t>
+        <w:t>・メタ分析（44研究、52サンプル、6,100人以上の成人データ）</w:t>
         <w:br/>
-        <w:t xml:space="preserve">  → 通常学級における発達障害の推定割合が約8.8%であることの根拠データ。</w:t>
+        <w:t xml:space="preserve">  → ゲームベース指標と伝統的認知能力測定との相関：観測r = 0.30、減衰補正後r = 0.45。ゲームベースアセスメントが予測妥当性を有する代替手段であることを実証。</w:t>
         <w:br/>
         <w:br/>
-        <w:t>・内閣府 (2023). 「子供・若者白書」</w:t>
+        <w:t>・Peters, H. et al. (2021). "Assessing spatial abilities within a virtual environment: Combining Minecraft and validated cognitive tests." Intelligence, 86.</w:t>
         <w:br/>
-        <w:t xml:space="preserve">  → 若年無業者（ニート）約87万人（15-39歳）の根拠データ。</w:t>
+        <w:t xml:space="preserve">  → Minecraft内に実装した知能アセスメント（パターン補完・メンタルローテーション・空間構築）が、Vandenberg &amp; Kuseメンタルローテーションテスト・Raven標準マトリックスと潜在レベルでr = 0.72の極めて高い相関を実証。3D環境内の自由な行動からWM（Gf: 流動性知能）や空間認識力（Gv: 視覚処理）を評価可能であることを裏付け。</w:t>
+        <w:br/>
+        <w:br/>
+        <w:t>・Atkins, S. M. et al. (2014). "Measuring working memory capacity with automated complex span tasks." European Journal of Psychological Assessment.</w:t>
+        <w:br/>
+        <w:t xml:space="preserve">  → ゲーム化された4次元空間タスクがWMスパン課題（r = 0.62）、量的推論（r = 0.30）、Raven（r = 0.37）のパフォーマンスを有意に予測。</w:t>
+        <w:br/>
+        <w:br/>
+        <w:t>■ 発達特性のステルスアセスメント</w:t>
+        <w:br/>
+        <w:t>・JMIR掲載研究 (2025). "Neuro-World: A Serious Game for Predicting WISC-V Processing Speed Index in Children with ADHD."</w:t>
+        <w:br/>
+        <w:t xml:space="preserve">  → シリアスゲーム「Neuro-World」を用いて、ADHD児のWISC-V処理速度指標（PSI）を機械学習で直接予測。25分間のゲームプレイから、AdaBoost・Elastic Net・SVRのアンサンブルモデルがRMSE 10.072、MAE 6.798、MAPE 6.611%の高精度を達成。ゲームによるWISCスコア推定の実現可能性を示す決定的証拠。</w:t>
+        <w:br/>
+        <w:br/>
+        <w:t>・Moon, J. et al. (2024). "VR-based stealth assessment of representational flexibility in adolescents with ASD."</w:t>
+        <w:br/>
+        <w:t xml:space="preserve">  → VRゲーム内のステルスアセスメントでASD青少年の実行機能（表象的柔軟性）を測定。ボールシューティングタスクの操作履歴が「代替表象」の分散を40%、「パターンの発達」の分散を28.5%説明。</w:t>
+        <w:br/>
+        <w:br/>
+        <w:t>・Tenorio, M. et al. (2023). "BENDI: A tablet-based assessment battery for inhibitory control, attention, and motor coordination in children with Down syndrome."</w:t>
+        <w:br/>
+        <w:t xml:space="preserve">  → タブレットベースのゲームでダウン症候群児童の抑制制御・注意・運動協調を評価。タッチログの微細分析（コミッションエラー、ヒット率等）により、従来検査のフロア効果を回避しつつ信頼性の高い発達アセスメントを実現。</w:t>
+        <w:br/>
+        <w:br/>
+        <w:t>■ 統計データ</w:t>
+        <w:br/>
+        <w:t>・文部科学省 (2023). 「令和4年度 児童生徒の問題行動・不登校等生徒指導上の諸課題に関する調査結果」→ 不登校約30万人</w:t>
+        <w:br/>
+        <w:t>・文部科学省 (2022). 「通常の学級に在籍する特別な教育的支援を必要とする児童生徒に関する調査結果」→ 発達障害推定8.8%</w:t>
+        <w:br/>
+        <w:t>・内閣府 (2023). 「子供・若者白書」→ 若年無業者約87万人</w:t>
       </w:r>
     </w:p>
     <w:sectPr>

--- a/未踏概要、書類/参考資料.docx
+++ b/未踏概要、書類/参考資料.docx
@@ -1537,7 +1537,7 @@
           <w:b/>
           <w:sz w:val="24"/>
         </w:rPr>
-        <w:t>8. 倫理的配慮・プライバシー対策</w:t>
+        <w:t>9. 倫理的配慮・プライバシー対策</w:t>
       </w:r>
     </w:p>
     <w:p>
@@ -1568,7 +1568,7 @@
           <w:b/>
           <w:sz w:val="24"/>
         </w:rPr>
-        <w:t>9. 学術的背景・参考文献</w:t>
+        <w:t>10. 学術的背景・参考文献</w:t>
       </w:r>
     </w:p>
     <w:p>
@@ -1639,6 +1639,48 @@
         <w:t>・文部科学省 (2022). 「通常の学級に在籍する特別な教育的支援を必要とする児童生徒に関する調査結果」→ 発達障害推定8.8%</w:t>
         <w:br/>
         <w:t>・内閣府 (2023). 「子供・若者白書」→ 若年無業者約87万人</w:t>
+      </w:r>
+    </w:p>
+    <w:p>
+      <w:r>
+        <w:rPr>
+          <w:b/>
+          <w:sz w:val="24"/>
+        </w:rPr>
+        <w:t>8. クロスプラットフォーム統合の詳細：各プラットフォームの説明</w:t>
+      </w:r>
+    </w:p>
+    <w:p>
+      <w:r>
+        <w:t>GenesisのAIバディは、以下の複数のプラットフォーム上でのユーザーの活動データ・会話履歴を統合データベースに集約し、一貫した理解を持って長期的に伴走する。</w:t>
+      </w:r>
+    </w:p>
+    <w:p>
+      <w:r>
+        <w:t>■ Minecraft（マインクラフト）</w:t>
+        <w:br/>
+        <w:t>世界で最も普及しているサンドボックス型ゲーム。ブロックを自由に配置して建造物を作ったり、冒険したりする。if(塾)では生徒たちが日常的にプレイしており、チームではMinecraft上にAI NPCを導入し、自然言語での会話を成立させることに成功している。Minecraft内でのプレイ行動（建築パターン、探索行動、他プレイヤーとのコミュニケーション等）は認知特性の貴重なデータ源となる。</w:t>
+      </w:r>
+    </w:p>
+    <w:p>
+      <w:r>
+        <w:t>■ Kitazuna（キタズナ）</w:t>
+        <w:br/>
+        <w:t>if(塾)で開発中のUnityベースの地域連携RPG。生徒自身が開発チームの一員として参加し、プログラミング・デザイン・企画を学ぶ教材としても機能している。生徒がゲームを「作る」過程での行動データ（コーディングの試行錯誤、デバッグのアプローチ、チーム内での役割分担等）からも認知特性や適性の情報を収集できる。</w:t>
+      </w:r>
+    </w:p>
+    <w:p>
+      <w:r>
+        <w:t>■ eスポーツコーチングシステム（e-Bridgeベース）</w:t>
+        <w:br/>
+        <w:t>if(塾)が開発・運用しているeスポーツ向けAIコーチングシステム「e-Bridge」をベースに、複数のゲームタイトルに対応する仕組みを構築予定。eスポーツの試合中の反応速度、判断の正確性、チームメイトとのコミュニケーションパターン、ストレス下でのパフォーマンス変化など、競技ゲーム特有の行動データからも認知特性（特に処理速度・注意制御・状況判断力）を取得できる。生徒がeスポーツを楽しんでいる場面からも、本人に意識させることなくアセスメントデータを蓄積する。</w:t>
+      </w:r>
+    </w:p>
+    <w:p>
+      <w:r>
+        <w:t>■ 統合データベースの意義</w:t>
+        <w:br/>
+        <w:t>これらの異なるプラットフォームから得られるデータを統合することで、「Minecraftで建築している時」「Kitazunaの開発に参加している時」「eスポーツの試合中」「Genesisでのタスク遂行中」という多様な場面の行動を横断的に分析し、単一のプラットフォームでは得られない多角的な認知プロファイルを構築する。AIバディはこの統合データを基に、どのプラットフォームにいても一貫した理解でユーザーに寄り添う。</w:t>
       </w:r>
     </w:p>
     <w:sectPr>

--- a/未踏概要、書類/参考資料.docx
+++ b/未踏概要、書類/参考資料.docx
@@ -54,7 +54,7 @@
         <w:t>10種類のミニゲーム（ミッション）をクリアすると、成績に応じた建築パーツが手に入る。すべてのミッションをプレイすると、プレイヤー自身の能力プロファイル（強みや特徴）がそのまま反映された「唯一無二の家」が完成する。</w:t>
         <w:br/>
         <w:br/>
-        <w:t>コア・ゲームループ：</w:t>
+        <w:t>ゲームの基本サイクル：</w:t>
         <w:br/>
         <w:t>1. ミッション選択：10種類の能力測定ゲームから挑戦したいものを選ぶ</w:t>
         <w:br/>
@@ -89,7 +89,7 @@
             <w:r>
               <w:rPr>
                 <w:b/>
-                <w:sz w:val="16"/>
+                <w:sz w:val="17"/>
               </w:rPr>
               <w:t>測定する能力指標</w:t>
             </w:r>
@@ -103,7 +103,7 @@
             <w:r>
               <w:rPr>
                 <w:b/>
-                <w:sz w:val="16"/>
+                <w:sz w:val="17"/>
               </w:rPr>
               <w:t>測定の根拠・ゲーム内容</w:t>
             </w:r>
@@ -117,7 +117,7 @@
             <w:r>
               <w:rPr>
                 <w:b/>
-                <w:sz w:val="16"/>
+                <w:sz w:val="17"/>
               </w:rPr>
               <w:t>家のパーツ</w:t>
             </w:r>
@@ -131,7 +131,7 @@
             <w:r>
               <w:rPr>
                 <w:b/>
-                <w:sz w:val="16"/>
+                <w:sz w:val="17"/>
               </w:rPr>
               <w:t>Lv.1のパーツ</w:t>
             </w:r>
@@ -145,7 +145,7 @@
             <w:r>
               <w:rPr>
                 <w:b/>
-                <w:sz w:val="16"/>
+                <w:sz w:val="17"/>
               </w:rPr>
               <w:t>Lv.5のパーツ</w:t>
             </w:r>
@@ -160,7 +160,7 @@
           <w:p>
             <w:r>
               <w:rPr>
-                <w:sz w:val="16"/>
+                <w:sz w:val="17"/>
               </w:rPr>
               <w:t>言語理解 (VCI)</w:t>
             </w:r>
@@ -173,7 +173,7 @@
           <w:p>
             <w:r>
               <w:rPr>
-                <w:sz w:val="16"/>
+                <w:sz w:val="17"/>
               </w:rPr>
               <w:t>暗号解読や文献から合言葉を導き出す等、言葉を用いた概念理解</w:t>
             </w:r>
@@ -186,9 +186,9 @@
           <w:p>
             <w:r>
               <w:rPr>
-                <w:sz w:val="16"/>
+                <w:sz w:val="17"/>
               </w:rPr>
-              <w:t>壁・壁紙</w:t>
+              <w:t>ドア</w:t>
             </w:r>
           </w:p>
         </w:tc>
@@ -199,9 +199,9 @@
           <w:p>
             <w:r>
               <w:rPr>
-                <w:sz w:val="16"/>
+                <w:sz w:val="17"/>
               </w:rPr>
-              <w:t>段ボールや薄いベニヤ板</w:t>
+              <w:t>古びた木のドア、開閉がぎこちない</w:t>
             </w:r>
           </w:p>
         </w:tc>
@@ -212,9 +212,9 @@
           <w:p>
             <w:r>
               <w:rPr>
-                <w:sz w:val="16"/>
+                <w:sz w:val="17"/>
               </w:rPr>
-              <w:t>レンガやスマートガラス</w:t>
+              <w:t>美しい装飾付きの自動ドア</w:t>
             </w:r>
           </w:p>
         </w:tc>
@@ -227,7 +227,7 @@
           <w:p>
             <w:r>
               <w:rPr>
-                <w:sz w:val="16"/>
+                <w:sz w:val="17"/>
               </w:rPr>
               <w:t>視覚空間 (VSI)</w:t>
             </w:r>
@@ -240,7 +240,7 @@
           <w:p>
             <w:r>
               <w:rPr>
-                <w:sz w:val="16"/>
+                <w:sz w:val="17"/>
               </w:rPr>
               <w:t>展開図から立体を組み立てる、視点変更を伴う3Dパズル</w:t>
             </w:r>
@@ -253,7 +253,275 @@
           <w:p>
             <w:r>
               <w:rPr>
-                <w:sz w:val="16"/>
+                <w:sz w:val="17"/>
+              </w:rPr>
+              <w:t>窓</w:t>
+            </w:r>
+          </w:p>
+        </w:tc>
+        <w:tc>
+          <w:tcPr>
+            <w:tcW w:type="dxa" w:w="1728"/>
+          </w:tcPr>
+          <w:p>
+            <w:r>
+              <w:rPr>
+                <w:sz w:val="17"/>
+              </w:rPr>
+              <w:t>ボロボロの窓、ガラスが割れている</w:t>
+            </w:r>
+          </w:p>
+        </w:tc>
+        <w:tc>
+          <w:tcPr>
+            <w:tcW w:type="dxa" w:w="1728"/>
+          </w:tcPr>
+          <w:p>
+            <w:r>
+              <w:rPr>
+                <w:sz w:val="17"/>
+              </w:rPr>
+              <w:t>大きなパノラマウィンドウ、光が差し込む</w:t>
+            </w:r>
+          </w:p>
+        </w:tc>
+      </w:tr>
+      <w:tr>
+        <w:tc>
+          <w:tcPr>
+            <w:tcW w:type="dxa" w:w="1728"/>
+          </w:tcPr>
+          <w:p>
+            <w:r>
+              <w:rPr>
+                <w:sz w:val="17"/>
+              </w:rPr>
+              <w:t>流動性推理 (FRI)</w:t>
+            </w:r>
+          </w:p>
+        </w:tc>
+        <w:tc>
+          <w:tcPr>
+            <w:tcW w:type="dxa" w:w="1728"/>
+          </w:tcPr>
+          <w:p>
+            <w:r>
+              <w:rPr>
+                <w:sz w:val="17"/>
+              </w:rPr>
+              <w:t>未知のギミックの動作法則を見抜き、パイプや回路を繋ぐ</w:t>
+            </w:r>
+          </w:p>
+        </w:tc>
+        <w:tc>
+          <w:tcPr>
+            <w:tcW w:type="dxa" w:w="1728"/>
+          </w:tcPr>
+          <w:p>
+            <w:r>
+              <w:rPr>
+                <w:sz w:val="17"/>
+              </w:rPr>
+              <w:t>配管・配線</w:t>
+            </w:r>
+          </w:p>
+        </w:tc>
+        <w:tc>
+          <w:tcPr>
+            <w:tcW w:type="dxa" w:w="1728"/>
+          </w:tcPr>
+          <w:p>
+            <w:r>
+              <w:rPr>
+                <w:sz w:val="17"/>
+              </w:rPr>
+              <w:t>むき出しの配線、水漏れするパイプ</w:t>
+            </w:r>
+          </w:p>
+        </w:tc>
+        <w:tc>
+          <w:tcPr>
+            <w:tcW w:type="dxa" w:w="1728"/>
+          </w:tcPr>
+          <w:p>
+            <w:r>
+              <w:rPr>
+                <w:sz w:val="17"/>
+              </w:rPr>
+              <w:t>整備された配管と配線、論理的な内部構造</w:t>
+            </w:r>
+          </w:p>
+        </w:tc>
+      </w:tr>
+      <w:tr>
+        <w:tc>
+          <w:tcPr>
+            <w:tcW w:type="dxa" w:w="1728"/>
+          </w:tcPr>
+          <w:p>
+            <w:r>
+              <w:rPr>
+                <w:sz w:val="17"/>
+              </w:rPr>
+              <w:t>ワーキングメモリ (WMI)</w:t>
+            </w:r>
+          </w:p>
+        </w:tc>
+        <w:tc>
+          <w:tcPr>
+            <w:tcW w:type="dxa" w:w="1728"/>
+          </w:tcPr>
+          <w:p>
+            <w:r>
+              <w:rPr>
+                <w:sz w:val="17"/>
+              </w:rPr>
+              <w:t>光る複数オブジェクトを記憶し逆順で操作する等の並行作業</w:t>
+            </w:r>
+          </w:p>
+        </w:tc>
+        <w:tc>
+          <w:tcPr>
+            <w:tcW w:type="dxa" w:w="1728"/>
+          </w:tcPr>
+          <w:p>
+            <w:r>
+              <w:rPr>
+                <w:sz w:val="17"/>
+              </w:rPr>
+              <w:t>収納</w:t>
+            </w:r>
+          </w:p>
+        </w:tc>
+        <w:tc>
+          <w:tcPr>
+            <w:tcW w:type="dxa" w:w="1728"/>
+          </w:tcPr>
+          <w:p>
+            <w:r>
+              <w:rPr>
+                <w:sz w:val="17"/>
+              </w:rPr>
+              <w:t>小さな収納箱、まだ整理途上</w:t>
+            </w:r>
+          </w:p>
+        </w:tc>
+        <w:tc>
+          <w:tcPr>
+            <w:tcW w:type="dxa" w:w="1728"/>
+          </w:tcPr>
+          <w:p>
+            <w:r>
+              <w:rPr>
+                <w:sz w:val="17"/>
+              </w:rPr>
+              <w:t>壁一面の巨大な本棚、整理された収納</w:t>
+            </w:r>
+          </w:p>
+        </w:tc>
+      </w:tr>
+      <w:tr>
+        <w:tc>
+          <w:tcPr>
+            <w:tcW w:type="dxa" w:w="1728"/>
+          </w:tcPr>
+          <w:p>
+            <w:r>
+              <w:rPr>
+                <w:sz w:val="17"/>
+              </w:rPr>
+              <w:t>処理速度 (PSI)</w:t>
+            </w:r>
+          </w:p>
+        </w:tc>
+        <w:tc>
+          <w:tcPr>
+            <w:tcW w:type="dxa" w:w="1728"/>
+          </w:tcPr>
+          <w:p>
+            <w:r>
+              <w:rPr>
+                <w:sz w:val="17"/>
+              </w:rPr>
+              <w:t>制限時間内に流れてくる素材を素早く正確に仕分ける</w:t>
+            </w:r>
+          </w:p>
+        </w:tc>
+        <w:tc>
+          <w:tcPr>
+            <w:tcW w:type="dxa" w:w="1728"/>
+          </w:tcPr>
+          <w:p>
+            <w:r>
+              <w:rPr>
+                <w:sz w:val="17"/>
+              </w:rPr>
+              <w:t>階段</w:t>
+            </w:r>
+          </w:p>
+        </w:tc>
+        <w:tc>
+          <w:tcPr>
+            <w:tcW w:type="dxa" w:w="1728"/>
+          </w:tcPr>
+          <w:p>
+            <w:r>
+              <w:rPr>
+                <w:sz w:val="17"/>
+              </w:rPr>
+              <w:t>苔むした石の階段、滑りやすい</w:t>
+            </w:r>
+          </w:p>
+        </w:tc>
+        <w:tc>
+          <w:tcPr>
+            <w:tcW w:type="dxa" w:w="1728"/>
+          </w:tcPr>
+          <w:p>
+            <w:r>
+              <w:rPr>
+                <w:sz w:val="17"/>
+              </w:rPr>
+              <w:t>整備された広い階段、スムーズに移動できる</w:t>
+            </w:r>
+          </w:p>
+        </w:tc>
+      </w:tr>
+      <w:tr>
+        <w:tc>
+          <w:tcPr>
+            <w:tcW w:type="dxa" w:w="1728"/>
+          </w:tcPr>
+          <w:p>
+            <w:r>
+              <w:rPr>
+                <w:sz w:val="17"/>
+              </w:rPr>
+              <w:t>視線の誘導</w:t>
+            </w:r>
+          </w:p>
+        </w:tc>
+        <w:tc>
+          <w:tcPr>
+            <w:tcW w:type="dxa" w:w="1728"/>
+          </w:tcPr>
+          <w:p>
+            <w:r>
+              <w:rPr>
+                <w:sz w:val="17"/>
+              </w:rPr>
+              <w:t>画面内のノイズから重要なヒントだけを素早く見つけ出す</w:t>
+            </w:r>
+          </w:p>
+        </w:tc>
+        <w:tc>
+          <w:tcPr>
+            <w:tcW w:type="dxa" w:w="1728"/>
+          </w:tcPr>
+          <w:p>
+            <w:r>
+              <w:rPr>
+                <w:sz w:val="17"/>
               </w:rPr>
               <w:t>屋根</w:t>
             </w:r>
@@ -266,9 +534,9 @@
           <w:p>
             <w:r>
               <w:rPr>
-                <w:sz w:val="16"/>
+                <w:sz w:val="17"/>
               </w:rPr>
-              <w:t>雨漏りするビニールシート</w:t>
+              <w:t>雨漏りするビニールシートの屋根</w:t>
             </w:r>
           </w:p>
         </w:tc>
@@ -279,9 +547,9 @@
           <w:p>
             <w:r>
               <w:rPr>
-                <w:sz w:val="16"/>
+                <w:sz w:val="17"/>
               </w:rPr>
-              <w:t>ソーラーパネル付きドーム屋根</w:t>
+              <w:t>豪華な屋根、視線を集める光の演出</w:t>
             </w:r>
           </w:p>
         </w:tc>
@@ -294,9 +562,9 @@
           <w:p>
             <w:r>
               <w:rPr>
-                <w:sz w:val="16"/>
+                <w:sz w:val="17"/>
               </w:rPr>
-              <w:t>流動性推理 (FRI)</w:t>
+              <w:t>閃き能力</w:t>
             </w:r>
           </w:p>
         </w:tc>
@@ -307,9 +575,9 @@
           <w:p>
             <w:r>
               <w:rPr>
-                <w:sz w:val="16"/>
+                <w:sz w:val="17"/>
               </w:rPr>
-              <w:t>未知のギミックの動作法則を見抜き、パイプや回路を繋ぐ</w:t>
+              <w:t>常識を覆す解法を見つける、行き詰まりからの脱却の早さ</w:t>
             </w:r>
           </w:p>
         </w:tc>
@@ -320,9 +588,9 @@
           <w:p>
             <w:r>
               <w:rPr>
-                <w:sz w:val="16"/>
+                <w:sz w:val="17"/>
               </w:rPr>
-              <w:t>配管・電気</w:t>
+              <w:t>照明</w:t>
             </w:r>
           </w:p>
         </w:tc>
@@ -333,9 +601,9 @@
           <w:p>
             <w:r>
               <w:rPr>
-                <w:sz w:val="16"/>
+                <w:sz w:val="17"/>
               </w:rPr>
-              <w:t>むき出しの配線、水漏れパイプ</w:t>
+              <w:t>薄暗い裸電球1つ</w:t>
             </w:r>
           </w:p>
         </w:tc>
@@ -346,9 +614,9 @@
           <w:p>
             <w:r>
               <w:rPr>
-                <w:sz w:val="16"/>
+                <w:sz w:val="17"/>
               </w:rPr>
-              <w:t>スマートホームAI制御システム</w:t>
+              <w:t>豪華なシャンデリアと間接照明、視野を効率的に照らす</w:t>
             </w:r>
           </w:p>
         </w:tc>
@@ -361,9 +629,9 @@
           <w:p>
             <w:r>
               <w:rPr>
-                <w:sz w:val="16"/>
+                <w:sz w:val="17"/>
               </w:rPr>
-              <w:t>ワーキングメモリ (WMI)</w:t>
+              <w:t>コミュニケーション</w:t>
             </w:r>
           </w:p>
         </w:tc>
@@ -374,9 +642,9 @@
           <w:p>
             <w:r>
               <w:rPr>
-                <w:sz w:val="16"/>
+                <w:sz w:val="17"/>
               </w:rPr>
-              <w:t>光る複数オブジェクトを記憶し逆順で操作する等の並行作業</w:t>
+              <w:t>NPCの意図を汲み取り、適切な選択肢で協力を得る</w:t>
             </w:r>
           </w:p>
         </w:tc>
@@ -387,9 +655,9 @@
           <w:p>
             <w:r>
               <w:rPr>
-                <w:sz w:val="16"/>
+                <w:sz w:val="17"/>
               </w:rPr>
-              <w:t>収納・本棚</w:t>
+              <w:t>玄関</w:t>
             </w:r>
           </w:p>
         </w:tc>
@@ -400,9 +668,9 @@
           <w:p>
             <w:r>
               <w:rPr>
-                <w:sz w:val="16"/>
+                <w:sz w:val="17"/>
               </w:rPr>
-              <w:t>みかん箱、小さな木箱</w:t>
+              <w:t>泥よけマットだけの入り口</w:t>
             </w:r>
           </w:p>
         </w:tc>
@@ -413,9 +681,9 @@
           <w:p>
             <w:r>
               <w:rPr>
-                <w:sz w:val="16"/>
+                <w:sz w:val="17"/>
               </w:rPr>
-              <w:t>壁一面の巨大な本棚</w:t>
+              <w:t>おしゃれなアーチ型の玄関、来客を迎えるアプローチ</w:t>
             </w:r>
           </w:p>
         </w:tc>
@@ -428,9 +696,9 @@
           <w:p>
             <w:r>
               <w:rPr>
-                <w:sz w:val="16"/>
+                <w:sz w:val="17"/>
               </w:rPr>
-              <w:t>処理速度 (PSI)</w:t>
+              <w:t>行動力</w:t>
             </w:r>
           </w:p>
         </w:tc>
@@ -441,9 +709,9 @@
           <w:p>
             <w:r>
               <w:rPr>
-                <w:sz w:val="16"/>
+                <w:sz w:val="17"/>
               </w:rPr>
-              <w:t>制限時間内に流れてくる素材を素早く正確に仕分ける</w:t>
+              <w:t>未知エリアへの探索開始時間、失敗からの復帰の早さ</w:t>
             </w:r>
           </w:p>
         </w:tc>
@@ -454,9 +722,9 @@
           <w:p>
             <w:r>
               <w:rPr>
-                <w:sz w:val="16"/>
+                <w:sz w:val="17"/>
               </w:rPr>
-              <w:t>窓・ドア</w:t>
+              <w:t>庭</w:t>
             </w:r>
           </w:p>
         </w:tc>
@@ -467,9 +735,9 @@
           <w:p>
             <w:r>
               <w:rPr>
-                <w:sz w:val="16"/>
+                <w:sz w:val="17"/>
               </w:rPr>
-              <w:t>小さな木の板、開けにくい戸</w:t>
+              <w:t>雑草の生えた荒れ地</w:t>
             </w:r>
           </w:p>
         </w:tc>
@@ -480,9 +748,9 @@
           <w:p>
             <w:r>
               <w:rPr>
-                <w:sz w:val="16"/>
+                <w:sz w:val="17"/>
               </w:rPr>
-              <w:t>自動ドア、パノラマウィンドウ</w:t>
+              <w:t>豪華な庭園、計画的で美しい</w:t>
             </w:r>
           </w:p>
         </w:tc>
@@ -495,275 +763,7 @@
           <w:p>
             <w:r>
               <w:rPr>
-                <w:sz w:val="16"/>
-              </w:rPr>
-              <w:t>視線の誘導</w:t>
-            </w:r>
-          </w:p>
-        </w:tc>
-        <w:tc>
-          <w:tcPr>
-            <w:tcW w:type="dxa" w:w="1728"/>
-          </w:tcPr>
-          <w:p>
-            <w:r>
-              <w:rPr>
-                <w:sz w:val="16"/>
-              </w:rPr>
-              <w:t>画面内のノイズから重要なヒントだけを素早く見つけ出す</w:t>
-            </w:r>
-          </w:p>
-        </w:tc>
-        <w:tc>
-          <w:tcPr>
-            <w:tcW w:type="dxa" w:w="1728"/>
-          </w:tcPr>
-          <w:p>
-            <w:r>
-              <w:rPr>
-                <w:sz w:val="16"/>
-              </w:rPr>
-              <w:t>照明</w:t>
-            </w:r>
-          </w:p>
-        </w:tc>
-        <w:tc>
-          <w:tcPr>
-            <w:tcW w:type="dxa" w:w="1728"/>
-          </w:tcPr>
-          <w:p>
-            <w:r>
-              <w:rPr>
-                <w:sz w:val="16"/>
-              </w:rPr>
-              <w:t>薄暗い裸電球1つ</w:t>
-            </w:r>
-          </w:p>
-        </w:tc>
-        <w:tc>
-          <w:tcPr>
-            <w:tcW w:type="dxa" w:w="1728"/>
-          </w:tcPr>
-          <w:p>
-            <w:r>
-              <w:rPr>
-                <w:sz w:val="16"/>
-              </w:rPr>
-              <w:t>シャンデリア、間接照明</w:t>
-            </w:r>
-          </w:p>
-        </w:tc>
-      </w:tr>
-      <w:tr>
-        <w:tc>
-          <w:tcPr>
-            <w:tcW w:type="dxa" w:w="1728"/>
-          </w:tcPr>
-          <w:p>
-            <w:r>
-              <w:rPr>
-                <w:sz w:val="16"/>
-              </w:rPr>
-              <w:t>閃き能力</w:t>
-            </w:r>
-          </w:p>
-        </w:tc>
-        <w:tc>
-          <w:tcPr>
-            <w:tcW w:type="dxa" w:w="1728"/>
-          </w:tcPr>
-          <w:p>
-            <w:r>
-              <w:rPr>
-                <w:sz w:val="16"/>
-              </w:rPr>
-              <w:t>常識を覆す解法を見つける、行き詰まりからの脱却の早さ</w:t>
-            </w:r>
-          </w:p>
-        </w:tc>
-        <w:tc>
-          <w:tcPr>
-            <w:tcW w:type="dxa" w:w="1728"/>
-          </w:tcPr>
-          <w:p>
-            <w:r>
-              <w:rPr>
-                <w:sz w:val="16"/>
-              </w:rPr>
-              <w:t>装飾・隠し部屋</w:t>
-            </w:r>
-          </w:p>
-        </w:tc>
-        <w:tc>
-          <w:tcPr>
-            <w:tcW w:type="dxa" w:w="1728"/>
-          </w:tcPr>
-          <w:p>
-            <w:r>
-              <w:rPr>
-                <w:sz w:val="16"/>
-              </w:rPr>
-              <w:t>色褪せたポスター</w:t>
-            </w:r>
-          </w:p>
-        </w:tc>
-        <w:tc>
-          <w:tcPr>
-            <w:tcW w:type="dxa" w:w="1728"/>
-          </w:tcPr>
-          <w:p>
-            <w:r>
-              <w:rPr>
-                <w:sz w:val="16"/>
-              </w:rPr>
-              <w:t>動く絵画、秘密の地下室</w:t>
-            </w:r>
-          </w:p>
-        </w:tc>
-      </w:tr>
-      <w:tr>
-        <w:tc>
-          <w:tcPr>
-            <w:tcW w:type="dxa" w:w="1728"/>
-          </w:tcPr>
-          <w:p>
-            <w:r>
-              <w:rPr>
-                <w:sz w:val="16"/>
-              </w:rPr>
-              <w:t>コミュニケーション</w:t>
-            </w:r>
-          </w:p>
-        </w:tc>
-        <w:tc>
-          <w:tcPr>
-            <w:tcW w:type="dxa" w:w="1728"/>
-          </w:tcPr>
-          <w:p>
-            <w:r>
-              <w:rPr>
-                <w:sz w:val="16"/>
-              </w:rPr>
-              <w:t>NPCの意図を汲み取り、適切な選択肢で協力を得る</w:t>
-            </w:r>
-          </w:p>
-        </w:tc>
-        <w:tc>
-          <w:tcPr>
-            <w:tcW w:type="dxa" w:w="1728"/>
-          </w:tcPr>
-          <w:p>
-            <w:r>
-              <w:rPr>
-                <w:sz w:val="16"/>
-              </w:rPr>
-              <w:t>玄関</w:t>
-            </w:r>
-          </w:p>
-        </w:tc>
-        <w:tc>
-          <w:tcPr>
-            <w:tcW w:type="dxa" w:w="1728"/>
-          </w:tcPr>
-          <w:p>
-            <w:r>
-              <w:rPr>
-                <w:sz w:val="16"/>
-              </w:rPr>
-              <w:t>泥よけマットだけの入り口</w:t>
-            </w:r>
-          </w:p>
-        </w:tc>
-        <w:tc>
-          <w:tcPr>
-            <w:tcW w:type="dxa" w:w="1728"/>
-          </w:tcPr>
-          <w:p>
-            <w:r>
-              <w:rPr>
-                <w:sz w:val="16"/>
-              </w:rPr>
-              <w:t>応接セット付きエントランス</w:t>
-            </w:r>
-          </w:p>
-        </w:tc>
-      </w:tr>
-      <w:tr>
-        <w:tc>
-          <w:tcPr>
-            <w:tcW w:type="dxa" w:w="1728"/>
-          </w:tcPr>
-          <w:p>
-            <w:r>
-              <w:rPr>
-                <w:sz w:val="16"/>
-              </w:rPr>
-              <w:t>行動力</w:t>
-            </w:r>
-          </w:p>
-        </w:tc>
-        <w:tc>
-          <w:tcPr>
-            <w:tcW w:type="dxa" w:w="1728"/>
-          </w:tcPr>
-          <w:p>
-            <w:r>
-              <w:rPr>
-                <w:sz w:val="16"/>
-              </w:rPr>
-              <w:t>未知エリアへの探索開始時間、失敗からの復帰の早さ</w:t>
-            </w:r>
-          </w:p>
-        </w:tc>
-        <w:tc>
-          <w:tcPr>
-            <w:tcW w:type="dxa" w:w="1728"/>
-          </w:tcPr>
-          <w:p>
-            <w:r>
-              <w:rPr>
-                <w:sz w:val="16"/>
-              </w:rPr>
-              <w:t>庭・外構</w:t>
-            </w:r>
-          </w:p>
-        </w:tc>
-        <w:tc>
-          <w:tcPr>
-            <w:tcW w:type="dxa" w:w="1728"/>
-          </w:tcPr>
-          <w:p>
-            <w:r>
-              <w:rPr>
-                <w:sz w:val="16"/>
-              </w:rPr>
-              <w:t>雑草の生えた荒れ地</w:t>
-            </w:r>
-          </w:p>
-        </w:tc>
-        <w:tc>
-          <w:tcPr>
-            <w:tcW w:type="dxa" w:w="1728"/>
-          </w:tcPr>
-          <w:p>
-            <w:r>
-              <w:rPr>
-                <w:sz w:val="16"/>
-              </w:rPr>
-              <w:t>プール・噴水のある庭園</w:t>
-            </w:r>
-          </w:p>
-        </w:tc>
-      </w:tr>
-      <w:tr>
-        <w:tc>
-          <w:tcPr>
-            <w:tcW w:type="dxa" w:w="1728"/>
-          </w:tcPr>
-          <w:p>
-            <w:r>
-              <w:rPr>
-                <w:sz w:val="16"/>
+                <w:sz w:val="17"/>
               </w:rPr>
               <w:t>思考力</w:t>
             </w:r>
@@ -776,7 +776,7 @@
           <w:p>
             <w:r>
               <w:rPr>
-                <w:sz w:val="16"/>
+                <w:sz w:val="17"/>
               </w:rPr>
               <w:t>複数リソース管理と長期的な建築計画パズル</w:t>
             </w:r>
@@ -789,7 +789,7 @@
           <w:p>
             <w:r>
               <w:rPr>
-                <w:sz w:val="16"/>
+                <w:sz w:val="17"/>
               </w:rPr>
               <w:t>基礎・柱</w:t>
             </w:r>
@@ -802,7 +802,7 @@
           <w:p>
             <w:r>
               <w:rPr>
-                <w:sz w:val="16"/>
+                <w:sz w:val="17"/>
               </w:rPr>
               <w:t>丸太と土の不安定な基礎</w:t>
             </w:r>
@@ -815,9 +815,9 @@
           <w:p>
             <w:r>
               <w:rPr>
-                <w:sz w:val="16"/>
+                <w:sz w:val="17"/>
               </w:rPr>
-              <w:t>大理石と鉄骨の堅牢な基礎</w:t>
+              <w:t>堅牢なレンガの基礎と柱、安定した土台</w:t>
             </w:r>
           </w:p>
         </w:tc>
@@ -836,6 +836,42 @@
         <w:br/>
         <w:t>・完成した家は「認知能力のプロファイル（凸凹）」を視覚的に表現。能力のアンバランスさも「個性的な建築物」として肯定的に表現される</w:t>
       </w:r>
+      <w:r>
+        <w:br/>
+        <w:br/>
+        <w:drawing>
+          <wp:inline xmlns:a="http://schemas.openxmlformats.org/drawingml/2006/main" xmlns:pic="http://schemas.openxmlformats.org/drawingml/2006/picture">
+            <wp:extent cx="5760000" cy="3237890"/>
+            <wp:docPr id="1" name="Picture 1"/>
+            <wp:cNvGraphicFramePr>
+              <a:graphicFrameLocks noChangeAspect="1"/>
+            </wp:cNvGraphicFramePr>
+            <a:graphic>
+              <a:graphicData uri="http://schemas.openxmlformats.org/drawingml/2006/picture">
+                <pic:pic>
+                  <pic:nvPicPr>
+                    <pic:cNvPr id="0" name="資料画像4.png"/>
+                    <pic:cNvPicPr/>
+                  </pic:nvPicPr>
+                  <pic:blipFill>
+                    <a:blip r:embed="rId9"/>
+                    <a:stretch>
+                      <a:fillRect/>
+                    </a:stretch>
+                  </pic:blipFill>
+                  <pic:spPr>
+                    <a:xfrm>
+                      <a:off x="0" y="0"/>
+                      <a:ext cx="5760000" cy="3237890"/>
+                    </a:xfrm>
+                    <a:prstGeom prst="rect"/>
+                  </pic:spPr>
+                </pic:pic>
+              </a:graphicData>
+            </a:graphic>
+          </wp:inline>
+        </w:drawing>
+      </w:r>
     </w:p>
     <w:p>
       <w:r>
@@ -844,11 +880,11 @@
         </w:rPr>
         <w:t>クエストへの翻訳例：</w:t>
         <w:br/>
-        <w:t>・処理速度（PSI）⇒ クエスト「精霊の光集め」：ターゲット捕捉の反応速度とマウス軌跡から視覚運動協応を特定</w:t>
+        <w:t>・処理速度（PSI）⇒「素材キャッチ」：落ちてくる建築素材を素早くキャッチ。反応速度とマウス軌跡から処理速度を測定</w:t>
         <w:br/>
-        <w:t>・ワーキングメモリ（WMI）⇒ クエスト「魔法陣の模写」：NPCのパターン記憶タスクで聴覚的短期記憶を測定</w:t>
+        <w:t>・ワーキングメモリ（WMI）⇒「設計図チャレンジ」：表示された設計図を記憶して再現。短期記憶の容量を測定</w:t>
         <w:br/>
-        <w:t>・入出力特性のABテスト ⇒ クエスト「ナビゲーション・チャレンジ」：「視覚のみ」vs「聴覚のみ」でクリアタイム比較、学習教材の提示形式を自動最適化</w:t>
+        <w:t>・入出力特性 ⇒「建築ナビ」：音声指示のみ／図面指示のみで建築し、得意な情報の受け取り方を判定。学習教材の提示形式を自動最適化</w:t>
       </w:r>
     </w:p>
     <w:p/>
@@ -866,16 +902,16 @@
         <w:rPr>
           <w:sz w:val="21"/>
         </w:rPr>
-        <w:t>核心的設計思想：「絶対に失敗しない、迷わずできるレベル」までタスクを極小化して提示する。</w:t>
+        <w:t>核心的設計思想：ユーザーが「努力している」と感じることなく、日々のタスクをこなすだけで自然にスキルが積み上がっていく仕組みを設計する。</w:t>
         <w:br/>
         <w:br/>
-        <w:t>遥か高みのゴールを見せつけられ行動麻痺に陥った若者に対し、意思決定の負荷を排除したスモールステップを意図的に設計する。ユーザーは目の前のミッションをこなすだけで自然と成功体験が積まれ、枯渇した自己効力感を外部システムが補完・再構築する。</w:t>
+        <w:t>AIが認知プロファイルに基づいて、その子にとって「ちょうどできるレベル」のタスクを自動で提示し続ける。高すぎるゴールを見せて行動麻痺を起こさせるのではなく、目の前の一歩だけに集中できるスモールステップ設計により、気づいたら成長している状態を作る。ユーザー本人は遊んでいる・作業しているだけの感覚だが、裏側ではAIが着実にスキルを伸ばす道筋を構築している。</w:t>
         <w:br/>
         <w:br/>
         <w:t>獲得した能力は「自動化された農場」や「高度な建築物」等の「スキルオブジェクト」として具現化され、空間そのものが「3Dの職務経歴書」となる。企業は「ワールドを探索する」ことで、プログラミング能力や空間把握能力を直感的に評価できる。</w:t>
         <w:br/>
         <w:br/>
-        <w:t>学術的根拠：Bandura (1977) が示したように、自己効力感の最大の源泉は「遂行達成（mastery experience）」である。本システムは、タスクの難易度を認知プロファイルに基づいてAIが動的に調整し、成功確率がほぼ100%となる範囲にのみタスクを提示する。これにより、ユーザーは意識的な努力なしに成功体験を積み重ね、失敗恐怖による行動抑制から脱出する。</w:t>
+        <w:t>学術的根拠：Bandura (1977) が示したように、自己効力感の最大の源泉は「遂行達成（mastery experience）」である。本システムは、タスクの難易度を認知プロファイルに基づいてAIが動的に調整し、成功体験が自然に積み重なる設計とする。ユーザーは努力を意識することなく自己効力感を回復し、失敗恐怖による行動抑制から脱出する。</w:t>
       </w:r>
     </w:p>
     <w:p/>
@@ -1682,6 +1718,42 @@
         <w:br/>
         <w:t>これらの異なるプラットフォームから得られるデータを統合することで、「Minecraftで建築している時」「Kitazunaの開発に参加している時」「eスポーツの試合中」「Genesisでのタスク遂行中」という多様な場面の行動を横断的に分析し、単一のプラットフォームでは得られない多角的な認知プロファイルを構築する。AIバディはこの統合データを基に、どのプラットフォームにいても一貫した理解でユーザーに寄り添う。</w:t>
       </w:r>
+      <w:r>
+        <w:br/>
+        <w:br/>
+        <w:drawing>
+          <wp:inline xmlns:a="http://schemas.openxmlformats.org/drawingml/2006/main" xmlns:pic="http://schemas.openxmlformats.org/drawingml/2006/picture">
+            <wp:extent cx="5760000" cy="3237890"/>
+            <wp:docPr id="2" name="Picture 2"/>
+            <wp:cNvGraphicFramePr>
+              <a:graphicFrameLocks noChangeAspect="1"/>
+            </wp:cNvGraphicFramePr>
+            <a:graphic>
+              <a:graphicData uri="http://schemas.openxmlformats.org/drawingml/2006/picture">
+                <pic:pic>
+                  <pic:nvPicPr>
+                    <pic:cNvPr id="0" name="資料画像5.png"/>
+                    <pic:cNvPicPr/>
+                  </pic:nvPicPr>
+                  <pic:blipFill>
+                    <a:blip r:embed="rId10"/>
+                    <a:stretch>
+                      <a:fillRect/>
+                    </a:stretch>
+                  </pic:blipFill>
+                  <pic:spPr>
+                    <a:xfrm>
+                      <a:off x="0" y="0"/>
+                      <a:ext cx="5760000" cy="3237890"/>
+                    </a:xfrm>
+                    <a:prstGeom prst="rect"/>
+                  </pic:spPr>
+                </pic:pic>
+              </a:graphicData>
+            </a:graphic>
+          </wp:inline>
+        </w:drawing>
+      </w:r>
     </w:p>
     <w:sectPr>
       <w:pgSz w:w="12240" w:h="15840"/>

--- a/未踏概要、書類/参考資料.docx
+++ b/未踏概要、書類/参考資料.docx
@@ -880,9 +880,11 @@
         </w:rPr>
         <w:t>クエストへの翻訳例：</w:t>
         <w:br/>
-        <w:t>・処理速度（PSI）⇒「素材キャッチ」：落ちてくる建築素材を素早くキャッチ。反応速度とマウス軌跡から処理速度を測定</w:t>
+        <w:t>・処理速度（PSI）⇒「素材の仕分け」：制限時間内に流れてくる建築素材を素早く正確に仕分ける。成績に応じて「階段」パーツを獲得（Lv.1：苔むした石の階段 → Lv.5：整備された広い階段）</w:t>
         <w:br/>
-        <w:t>・ワーキングメモリ（WMI）⇒「設計図チャレンジ」：表示された設計図を記憶して再現。短期記憶の容量を測定</w:t>
+        <w:t>・ワーキングメモリ（WMI）⇒「光のパターン記憶」：光る複数のオブジェクトを記憶し逆順で操作する並行作業。成績に応じて「収納」パーツを獲得（Lv.1：小さな収納箱 → Lv.5：壁一面の巨大な本棚）</w:t>
+        <w:br/>
+        <w:t>・視線の誘導 ⇒「ヒント探し」：画面内のノイズから重要なヒントだけを素早く見つけ出す。成績に応じて「屋根」パーツを獲得（Lv.1：雨漏りするビニールシート → Lv.5：豪華な屋根）</w:t>
         <w:br/>
         <w:t>・入出力特性 ⇒「建築ナビ」：音声指示のみ／図面指示のみで建築し、得意な情報の受け取り方を判定。学習教材の提示形式を自動最適化</w:t>
       </w:r>

--- a/未踏概要、書類/参考資料.docx
+++ b/未踏概要、書類/参考資料.docx
@@ -923,31 +923,7 @@
           <w:b/>
           <w:sz w:val="24"/>
         </w:rPr>
-        <w:t>3. The Synergy：凸凹を補い合う協働とチーム創出</w:t>
-      </w:r>
-    </w:p>
-    <w:p>
-      <w:r>
-        <w:rPr>
-          <w:sz w:val="21"/>
-        </w:rPr>
-        <w:t>情報社会の「完璧な正解」を一人で目指すのではなく、他者の才能とパズルのように結びつくことでシナジーを生み出すシステムである。</w:t>
-        <w:br/>
-        <w:br/>
-        <w:t>他者のスキルオブジェクトを自ワールドに「インストール」できる機能を実装し、ユーザー同士が互いの「苦手」を「得意」で助け合う。これは、発達特性のある子どもたちが社会で生きていく上で最も重要なスキルである「援助希求能力」の獲得を、ゲームメカニクスを通じて自然に促すものである。</w:t>
-        <w:br/>
-        <w:br/>
-        <w:t>この協働を通じて共に成長し、メタバース内で自然発生的に事業や活動を立ち上げるコミュニティを形成する。「一人で完璧にならなくてもいい」という体験が、行動麻痺の根本原因である「完璧主義による失敗恐怖」を解消する。</w:t>
-      </w:r>
-    </w:p>
-    <w:p/>
-    <w:p>
-      <w:r>
-        <w:rPr>
-          <w:b/>
-          <w:sz w:val="24"/>
-        </w:rPr>
-        <w:t>4. The Everyday Work：日常的な実社会タスクの接続</w:t>
+        <w:t>3. The Life Work：日常に溶け込む実社会タスク</w:t>
       </w:r>
     </w:p>
     <w:p>
@@ -969,6 +945,30 @@
         <w:br/>
         <w:br/>
         <w:t>最初から諦めていた若者たちが、日常の中でごく自然に社会参画し活躍できる環境を実現する。</w:t>
+      </w:r>
+    </w:p>
+    <w:p/>
+    <w:p>
+      <w:r>
+        <w:rPr>
+          <w:b/>
+          <w:sz w:val="24"/>
+        </w:rPr>
+        <w:t>4. The Synergy：実績を活かした協働とチーム創出</w:t>
+      </w:r>
+    </w:p>
+    <w:p>
+      <w:r>
+        <w:rPr>
+          <w:sz w:val="21"/>
+        </w:rPr>
+        <w:t>情報社会の「完璧な正解」を一人で目指すのではなく、他者の才能とパズルのように結びつくことでシナジーを生み出すシステムである。</w:t>
+        <w:br/>
+        <w:br/>
+        <w:t>他者のスキルオブジェクトを自ワールドに「インストール」できる機能を実装し、ユーザー同士が互いの「苦手」を「得意」で助け合う。これは、発達特性のある子どもたちが社会で生きていく上で最も重要なスキルである「援助希求能力」の獲得を、ゲームメカニクスを通じて自然に促すものである。</w:t>
+        <w:br/>
+        <w:br/>
+        <w:t>この協働を通じて共に成長し、メタバース内で自然発生的に事業や活動を立ち上げるコミュニティを形成する。「一人で完璧にならなくてもいい」という体験が、行動麻痺の根本原因である「完璧主義による失敗恐怖」を解消する。</w:t>
       </w:r>
     </w:p>
     <w:p/>
